--- a/examples/sample.docx
+++ b/examples/sample.docx
@@ -200,7 +200,7 @@
     <w:sectPr>
       <w:headerReference w:type="default" r:id="rId11"/>
       <w:footerReference w:type="default" r:id="rId12"/>
-      <w:pgSz w:w="12240" w:h="15840"/>
+      <w:pgSz w:w="11906" w:h="16838"/>
       <w:pgMar w:top="1440" w:right="1800" w:bottom="1440" w:left="1800" w:header="720" w:footer="720" w:gutter="0"/>
       <w:cols w:space="720"/>
       <w:docGrid w:linePitch="360"/>
